--- a/Chase_Kinslow_Resume.docx
+++ b/Chase_Kinslow_Resume.docx
@@ -4,40 +4,63 @@
   <w:body>
     <w:p>
       <w:pPr>
-        <w:spacing w:after="40"/>
-        <w:jc w:val="center"/>
+        <w:spacing w:after="0"/>
+        <w:jc w:val="left"/>
       </w:pPr>
       <w:r>
         <w:rPr>
           <w:b/>
-          <w:sz w:val="40"/>
+          <w:color w:val="1A1A1A"/>
+          <w:sz w:val="48"/>
         </w:rPr>
         <w:t>CHASE KINSLOW</w:t>
       </w:r>
     </w:p>
     <w:p>
       <w:pPr>
-        <w:spacing w:after="120"/>
-        <w:jc w:val="center"/>
+        <w:spacing w:after="40"/>
       </w:pPr>
       <w:r>
         <w:rPr>
-          <w:b w:val="0"/>
-          <w:sz w:val="20"/>
+          <w:i/>
+          <w:color w:val="E8872B"/>
+          <w:sz w:val="22"/>
         </w:rPr>
-        <w:t>Monroe, LA  |  Valid Driver’s License</w:t>
+        <w:t>Operations &amp; Facility Maintenance Professional</w:t>
       </w:r>
     </w:p>
     <w:p>
       <w:pPr>
-        <w:pStyle w:val="Heading2"/>
+        <w:spacing w:after="160"/>
       </w:pPr>
       <w:r>
         <w:rPr>
-          <w:color w:val="1A1A2E"/>
+          <w:color w:val="555555"/>
+          <w:sz w:val="18"/>
         </w:rPr>
-        <w:t>Professional Summary</w:t>
+        <w:t>(501) 707-7779  |  chasekn30@yahoo.com  |  Monroe, LA 71201</w:t>
       </w:r>
+    </w:p>
+    <w:p>
+      <w:pPr>
+        <w:spacing w:before="200" w:after="0"/>
+      </w:pPr>
+      <w:r>
+        <w:rPr>
+          <w:b/>
+          <w:color w:val="1A1A1A"/>
+          <w:sz w:val="24"/>
+        </w:rPr>
+        <w:t>PROFESSIONAL SUMMARY</w:t>
+      </w:r>
+    </w:p>
+    <w:p>
+      <w:pPr>
+        <w:spacing w:before="0" w:after="80"/>
+        <w:pBdr>
+          <w:bottom w:val="single" w:sz="6" w:space="1" w:color="E8872B"/>
+        </w:pBdr>
+      </w:pPr>
     </w:p>
     <w:p>
       <w:pPr>
@@ -45,272 +68,239 @@
       </w:pPr>
       <w:r>
         <w:rPr>
-          <w:b w:val="0"/>
-          <w:sz w:val="22"/>
+          <w:sz w:val="19"/>
         </w:rPr>
-        <w:t>Dedicated operations professional with hands-on experience in facility maintenance, sanitation, logistics, and customer service. Proven ability to maintain clean, organized workspaces while upholding safety and compliance standards. Strong attention to detail with a track record of reliability, punctuality, and team collaboration across fast-paced environments.</w:t>
+        <w:t>Dedicated operations professional with hands-on experience in facility maintenance, sanitation, logistics, and customer service. Background spans daily facility upkeep, equipment inspections, cleaning protocol execution, and cross-functional coordination to ensure safe, clean environments that exceed standards. Detail-oriented, organized, and proactive — equally comfortable washing and prepping vehicles, maintaining workspaces, or assisting customers with a professional, team-first approach.</w:t>
       </w:r>
     </w:p>
     <w:p>
       <w:pPr>
-        <w:pStyle w:val="Heading2"/>
+        <w:spacing w:before="200" w:after="0"/>
       </w:pPr>
       <w:r>
         <w:rPr>
-          <w:color w:val="1A1A2E"/>
+          <w:b/>
+          <w:color w:val="1A1A1A"/>
+          <w:sz w:val="24"/>
         </w:rPr>
-        <w:t>Work Experience</w:t>
+        <w:t>KEY ACHIEVEMENTS &amp; SKILLS</w:t>
       </w:r>
     </w:p>
     <w:p>
       <w:pPr>
-        <w:spacing w:after="20"/>
+        <w:spacing w:before="0" w:after="80"/>
+        <w:pBdr>
+          <w:bottom w:val="single" w:sz="6" w:space="1" w:color="E8872B"/>
+        </w:pBdr>
+      </w:pPr>
+    </w:p>
+    <w:p>
+      <w:pPr>
+        <w:spacing w:before="120" w:after="40"/>
       </w:pPr>
       <w:r>
         <w:rPr>
           <w:b/>
-          <w:sz w:val="22"/>
+          <w:color w:val="1A1A1A"/>
+          <w:sz w:val="21"/>
         </w:rPr>
-        <w:t>Operations &amp; Logistics  |  Bayou DeSiard Country Club</w:t>
+        <w:t>Facility Operations, Maintenance &amp; Inspections</w:t>
       </w:r>
     </w:p>
     <w:p>
       <w:pPr>
-        <w:spacing w:after="80"/>
+        <w:spacing w:after="40"/>
+        <w:ind w:left="360"/>
       </w:pPr>
       <w:r>
         <w:rPr>
-          <w:b w:val="0"/>
-          <w:sz w:val="20"/>
+          <w:color w:val="1A1A1A"/>
+          <w:sz w:val="19"/>
         </w:rPr>
-        <w:t>May 2025 – Present</w:t>
+        <w:t>—  Performed rigorous opening and closing facility maintenance, applying systematic inspection protocols to ensure the physical environment exceeded brand standards, safety requirements, and cleanliness benchmarks</w:t>
       </w:r>
     </w:p>
     <w:p>
       <w:pPr>
-        <w:pStyle w:val="ListBullet"/>
+        <w:spacing w:after="40"/>
+        <w:ind w:left="360"/>
+      </w:pPr>
+      <w:r>
+        <w:rPr>
+          <w:color w:val="1A1A1A"/>
+          <w:sz w:val="19"/>
+        </w:rPr>
+        <w:t>—  Orchestrated daily equipment logistics and staging operations, managing rotation, maintenance tracking, and supply distribution to maintain 100% operational readiness</w:t>
+      </w:r>
+    </w:p>
+    <w:p>
+      <w:pPr>
+        <w:spacing w:after="40"/>
+        <w:ind w:left="360"/>
+      </w:pPr>
+      <w:r>
+        <w:rPr>
+          <w:color w:val="1A1A1A"/>
+          <w:sz w:val="19"/>
+        </w:rPr>
+        <w:t>—  Maintained clean, organized work environments through daily cleaning routines, supply restocking, and proactive identification of maintenance needs before they became issues</w:t>
+      </w:r>
+    </w:p>
+    <w:p>
+      <w:pPr>
+        <w:spacing w:before="120" w:after="40"/>
+      </w:pPr>
+      <w:r>
+        <w:rPr>
+          <w:b/>
+          <w:color w:val="1A1A1A"/>
+          <w:sz w:val="21"/>
+        </w:rPr>
+        <w:t>Customer Service, Sales &amp; Operations</w:t>
+      </w:r>
+    </w:p>
+    <w:p>
+      <w:pPr>
+        <w:spacing w:after="40"/>
+        <w:ind w:left="360"/>
+      </w:pPr>
+      <w:r>
+        <w:rPr>
+          <w:color w:val="1A1A1A"/>
+          <w:sz w:val="19"/>
+        </w:rPr>
+        <w:t>—  Executed high-volume POS transactions with zero-error accuracy, managing daily cash handling and register reconciliation while delivering consultative customer service across multiple product categories</w:t>
+      </w:r>
+    </w:p>
+    <w:p>
+      <w:pPr>
+        <w:spacing w:after="40"/>
+        <w:ind w:left="360"/>
+      </w:pPr>
+      <w:r>
+        <w:rPr>
+          <w:color w:val="1A1A1A"/>
+          <w:sz w:val="19"/>
+        </w:rPr>
+        <w:t>—  Conducted walk-in consultations and product recommendations, closing sales by matching customer needs to available solutions directly applicable to guest service and occupancy-building initiatives</w:t>
+      </w:r>
+    </w:p>
+    <w:p>
+      <w:pPr>
+        <w:spacing w:after="40"/>
+        <w:ind w:left="360"/>
+      </w:pPr>
+      <w:r>
+        <w:rPr>
+          <w:color w:val="1A1A1A"/>
+          <w:sz w:val="19"/>
+        </w:rPr>
+        <w:t>—  Cross-trained across all departments to provide coverage wherever needed, ensuring uninterrupted service during peak periods and staff absences</w:t>
+      </w:r>
+    </w:p>
+    <w:p>
+      <w:pPr>
+        <w:spacing w:before="120" w:after="40"/>
+      </w:pPr>
+      <w:r>
+        <w:rPr>
+          <w:b/>
+          <w:color w:val="1A1A1A"/>
+          <w:sz w:val="21"/>
+        </w:rPr>
+        <w:t>Documentation, Compliance &amp; Accuracy</w:t>
+      </w:r>
+    </w:p>
+    <w:p>
+      <w:pPr>
+        <w:spacing w:after="40"/>
+        <w:ind w:left="360"/>
+      </w:pPr>
+      <w:r>
+        <w:rPr>
+          <w:color w:val="1A1A1A"/>
+          <w:sz w:val="19"/>
+        </w:rPr>
+        <w:t>—  Managed comprehensive documentation workflows requiring zero-error precision — reconciliations, workpapers, and submissions where a single discrepancy disqualified an entire project file</w:t>
+      </w:r>
+    </w:p>
+    <w:p>
+      <w:pPr>
+        <w:spacing w:after="40"/>
+        <w:ind w:left="360"/>
+      </w:pPr>
+      <w:r>
+        <w:rPr>
+          <w:color w:val="1A1A1A"/>
+          <w:sz w:val="19"/>
+        </w:rPr>
+        <w:t>—  Directed inventory control using digital tracking systems to prevent shrink, maintain accurate stock levels, and ensure supplies were distributed across all operational areas</w:t>
+      </w:r>
+    </w:p>
+    <w:p>
+      <w:pPr>
+        <w:spacing w:after="40"/>
+        <w:ind w:left="360"/>
+      </w:pPr>
+      <w:r>
+        <w:rPr>
+          <w:color w:val="1A1A1A"/>
+          <w:sz w:val="19"/>
+        </w:rPr>
+        <w:t>—  Orchestrated monthly close procedures with rigorous reconciliation of accounts and records to maintain total data integrity across multiple client portfolios</w:t>
+      </w:r>
+    </w:p>
+    <w:p>
+      <w:pPr>
+        <w:spacing w:before="200" w:after="0"/>
+      </w:pPr>
+      <w:r>
+        <w:rPr>
+          <w:b/>
+          <w:color w:val="1A1A1A"/>
+          <w:sz w:val="24"/>
+        </w:rPr>
+        <w:t>EMPLOYMENT HISTORY</w:t>
+      </w:r>
+    </w:p>
+    <w:p>
+      <w:pPr>
+        <w:spacing w:before="0" w:after="80"/>
+        <w:pBdr>
+          <w:bottom w:val="single" w:sz="6" w:space="1" w:color="E8872B"/>
+        </w:pBdr>
+      </w:pPr>
+    </w:p>
+    <w:p>
+      <w:pPr>
         <w:spacing w:after="40"/>
       </w:pPr>
       <w:r>
         <w:rPr>
-          <w:sz w:val="22"/>
+          <w:b/>
+          <w:color w:val="1A1A1A"/>
+          <w:sz w:val="19"/>
         </w:rPr>
-        <w:t>Managed daily facility operations including cleaning, sanitation, and maintenance of indoor and outdoor spaces to uphold premium presentation standards</w:t>
+        <w:t>Operations &amp; Logistics</w:t>
       </w:r>
-    </w:p>
-    <w:p>
-      <w:pPr>
-        <w:pStyle w:val="ListBullet"/>
-        <w:spacing w:after="40"/>
-      </w:pPr>
       <w:r>
         <w:rPr>
-          <w:sz w:val="22"/>
+          <w:sz w:val="19"/>
         </w:rPr>
-        <w:t>Performed equipment inspections and ensured all tools and machinery were maintained in safe, working condition</w:t>
+        <w:t xml:space="preserve">  |  </w:t>
       </w:r>
-    </w:p>
-    <w:p>
-      <w:pPr>
-        <w:pStyle w:val="ListBullet"/>
-        <w:spacing w:after="40"/>
-      </w:pPr>
       <w:r>
         <w:rPr>
-          <w:sz w:val="22"/>
+          <w:i/>
+          <w:sz w:val="19"/>
         </w:rPr>
-        <w:t>Coordinated logistics for events and daily operations, demonstrating strong organizational and multitasking skills</w:t>
+        <w:t>Bayou DeSiard Country Club</w:t>
       </w:r>
-    </w:p>
-    <w:p>
-      <w:pPr>
-        <w:pStyle w:val="ListBullet"/>
-        <w:spacing w:after="40"/>
-      </w:pPr>
       <w:r>
         <w:rPr>
-          <w:sz w:val="22"/>
+          <w:sz w:val="19"/>
         </w:rPr>
-        <w:t>Maintained clean and orderly work areas, identifying and reporting unsafe or hazardous conditions</w:t>
-      </w:r>
-    </w:p>
-    <w:p>
-      <w:pPr>
-        <w:pStyle w:val="ListBullet"/>
-        <w:spacing w:after="40"/>
-      </w:pPr>
-      <w:r>
-        <w:rPr>
-          <w:sz w:val="22"/>
-        </w:rPr>
-        <w:t>Collaborated with team members to deliver exceptional service to club members and guests</w:t>
-      </w:r>
-    </w:p>
-    <w:p>
-      <w:pPr>
-        <w:spacing w:after="20"/>
-      </w:pPr>
-      <w:r>
-        <w:rPr>
-          <w:b/>
-          <w:sz w:val="22"/>
-        </w:rPr>
-        <w:t>Operations &amp; Compliance Associate  |  Little and Associates</w:t>
-      </w:r>
-    </w:p>
-    <w:p>
-      <w:pPr>
-        <w:spacing w:after="80"/>
-      </w:pPr>
-      <w:r>
-        <w:rPr>
-          <w:b w:val="0"/>
-          <w:sz w:val="20"/>
-        </w:rPr>
-        <w:t>December 2020 – 2025</w:t>
-      </w:r>
-    </w:p>
-    <w:p>
-      <w:pPr>
-        <w:pStyle w:val="ListBullet"/>
-        <w:spacing w:after="40"/>
-      </w:pPr>
-      <w:r>
-        <w:rPr>
-          <w:sz w:val="22"/>
-        </w:rPr>
-        <w:t>Executed daily operational tasks with strict adherence to regulatory compliance standards and company protocols</w:t>
-      </w:r>
-    </w:p>
-    <w:p>
-      <w:pPr>
-        <w:pStyle w:val="ListBullet"/>
-        <w:spacing w:after="40"/>
-      </w:pPr>
-      <w:r>
-        <w:rPr>
-          <w:sz w:val="22"/>
-        </w:rPr>
-        <w:t>Managed document organization, invoice reconciliation, and record keeping with meticulous attention to detail</w:t>
-      </w:r>
-    </w:p>
-    <w:p>
-      <w:pPr>
-        <w:pStyle w:val="ListBullet"/>
-        <w:spacing w:after="40"/>
-      </w:pPr>
-      <w:r>
-        <w:rPr>
-          <w:sz w:val="22"/>
-        </w:rPr>
-        <w:t>Maintained a clean, organized workspace and ensured all office areas met professional appearance standards</w:t>
-      </w:r>
-    </w:p>
-    <w:p>
-      <w:pPr>
-        <w:pStyle w:val="ListBullet"/>
-        <w:spacing w:after="40"/>
-      </w:pPr>
-      <w:r>
-        <w:rPr>
-          <w:sz w:val="22"/>
-        </w:rPr>
-        <w:t>Demonstrated reliability through consistent attendance and punctual reporting over multi-year tenure</w:t>
-      </w:r>
-    </w:p>
-    <w:p>
-      <w:pPr>
-        <w:pStyle w:val="ListBullet"/>
-        <w:spacing w:after="40"/>
-      </w:pPr>
-      <w:r>
-        <w:rPr>
-          <w:sz w:val="22"/>
-        </w:rPr>
-        <w:t>Developed strong client relationships through professional communication and follow-through</w:t>
-      </w:r>
-    </w:p>
-    <w:p>
-      <w:pPr>
-        <w:spacing w:after="20"/>
-      </w:pPr>
-      <w:r>
-        <w:rPr>
-          <w:b/>
-          <w:sz w:val="22"/>
-        </w:rPr>
-        <w:t>Sales Associate  |  Office Depot OfficeMax</w:t>
-      </w:r>
-    </w:p>
-    <w:p>
-      <w:pPr>
-        <w:spacing w:after="80"/>
-      </w:pPr>
-      <w:r>
-        <w:rPr>
-          <w:b w:val="0"/>
-          <w:sz w:val="20"/>
-        </w:rPr>
-        <w:t>September 2020 – December 2020</w:t>
-      </w:r>
-    </w:p>
-    <w:p>
-      <w:pPr>
-        <w:pStyle w:val="ListBullet"/>
-        <w:spacing w:after="40"/>
-      </w:pPr>
-      <w:r>
-        <w:rPr>
-          <w:sz w:val="22"/>
-        </w:rPr>
-        <w:t>Delivered outstanding customer service by assisting customers with product selection and problem resolution</w:t>
-      </w:r>
-    </w:p>
-    <w:p>
-      <w:pPr>
-        <w:pStyle w:val="ListBullet"/>
-        <w:spacing w:after="40"/>
-      </w:pPr>
-      <w:r>
-        <w:rPr>
-          <w:sz w:val="22"/>
-        </w:rPr>
-        <w:t>Operated POS systems and handled cash transactions accurately and efficiently</w:t>
-      </w:r>
-    </w:p>
-    <w:p>
-      <w:pPr>
-        <w:pStyle w:val="ListBullet"/>
-        <w:spacing w:after="40"/>
-      </w:pPr>
-      <w:r>
-        <w:rPr>
-          <w:sz w:val="22"/>
-        </w:rPr>
-        <w:t>Maintained store appearance through floor cleaning, restocking, and organized product displays</w:t>
-      </w:r>
-    </w:p>
-    <w:p>
-      <w:pPr>
-        <w:pStyle w:val="ListBullet"/>
-        <w:spacing w:after="40"/>
-      </w:pPr>
-      <w:r>
-        <w:rPr>
-          <w:sz w:val="22"/>
-        </w:rPr>
-        <w:t>Applied upselling techniques to meet sales goals while prioritizing customer satisfaction</w:t>
-      </w:r>
-    </w:p>
-    <w:p>
-      <w:pPr>
-        <w:pStyle w:val="Heading2"/>
-      </w:pPr>
-      <w:r>
-        <w:rPr>
-          <w:color w:val="1A1A2E"/>
-        </w:rPr>
-        <w:t>Education</w:t>
+        <w:t xml:space="preserve">  |  2025</w:t>
       </w:r>
     </w:p>
     <w:p>
@@ -320,32 +310,29 @@
       <w:r>
         <w:rPr>
           <w:b/>
-          <w:sz w:val="22"/>
+          <w:color w:val="1A1A1A"/>
+          <w:sz w:val="19"/>
         </w:rPr>
-        <w:t>Bachelor’s Degree  |  University of Mississippi</w:t>
+        <w:t>Operations &amp; Compliance Associate</w:t>
       </w:r>
-    </w:p>
-    <w:p>
-      <w:pPr>
-        <w:spacing w:after="80"/>
-      </w:pPr>
       <w:r>
         <w:rPr>
-          <w:b/>
-          <w:sz w:val="22"/>
+          <w:sz w:val="19"/>
         </w:rPr>
-        <w:t>High School Diploma  |  Pulaski Academy</w:t>
+        <w:t xml:space="preserve">  |  </w:t>
       </w:r>
-    </w:p>
-    <w:p>
-      <w:pPr>
-        <w:pStyle w:val="Heading2"/>
-      </w:pPr>
       <w:r>
         <w:rPr>
-          <w:color w:val="1A1A2E"/>
+          <w:i/>
+          <w:sz w:val="19"/>
         </w:rPr>
-        <w:t>Key Skills</w:t>
+        <w:t>Little and Associates, LLC</w:t>
+      </w:r>
+      <w:r>
+        <w:rPr>
+          <w:sz w:val="19"/>
+        </w:rPr>
+        <w:t xml:space="preserve">  |  2020 – 2025</w:t>
       </w:r>
     </w:p>
     <w:p>
@@ -354,82 +341,52 @@
       </w:pPr>
       <w:r>
         <w:rPr>
-          <w:b w:val="0"/>
-          <w:sz w:val="20"/>
+          <w:b/>
+          <w:color w:val="1A1A1A"/>
+          <w:sz w:val="19"/>
         </w:rPr>
-        <w:t>•  Vehicle &amp; Facility Sanitation     •  Workspace Maintenance &amp; Organization</w:t>
+        <w:t>Sales Associate</w:t>
+      </w:r>
+      <w:r>
+        <w:rPr>
+          <w:sz w:val="19"/>
+        </w:rPr>
+        <w:t xml:space="preserve">  |  </w:t>
+      </w:r>
+      <w:r>
+        <w:rPr>
+          <w:i/>
+          <w:sz w:val="19"/>
+        </w:rPr>
+        <w:t>Office Depot</w:t>
+      </w:r>
+      <w:r>
+        <w:rPr>
+          <w:sz w:val="19"/>
+        </w:rPr>
+        <w:t xml:space="preserve">  |  2020</w:t>
       </w:r>
     </w:p>
     <w:p>
       <w:pPr>
-        <w:spacing w:after="40"/>
+        <w:spacing w:before="200" w:after="0"/>
       </w:pPr>
       <w:r>
         <w:rPr>
-          <w:b w:val="0"/>
-          <w:sz w:val="20"/>
+          <w:b/>
+          <w:color w:val="1A1A1A"/>
+          <w:sz w:val="24"/>
         </w:rPr>
-        <w:t>•  Safety Inspection &amp; Hazard Reporting     •  Equipment Operation &amp; Care</w:t>
+        <w:t>CORE COMPETENCIES</w:t>
       </w:r>
     </w:p>
     <w:p>
       <w:pPr>
-        <w:spacing w:after="40"/>
+        <w:spacing w:before="0" w:after="80"/>
+        <w:pBdr>
+          <w:bottom w:val="single" w:sz="6" w:space="1" w:color="E8872B"/>
+        </w:pBdr>
       </w:pPr>
-      <w:r>
-        <w:rPr>
-          <w:b w:val="0"/>
-          <w:sz w:val="20"/>
-        </w:rPr>
-        <w:t>•  Customer Service &amp; Communication     •  Inventory Management</w:t>
-      </w:r>
-    </w:p>
-    <w:p>
-      <w:pPr>
-        <w:spacing w:after="40"/>
-      </w:pPr>
-      <w:r>
-        <w:rPr>
-          <w:b w:val="0"/>
-          <w:sz w:val="20"/>
-        </w:rPr>
-        <w:t>•  Team Collaboration &amp; Reliability     •  Heavy Lifting &amp; Physical Tasks</w:t>
-      </w:r>
-    </w:p>
-    <w:p>
-      <w:pPr>
-        <w:spacing w:after="40"/>
-      </w:pPr>
-      <w:r>
-        <w:rPr>
-          <w:b w:val="0"/>
-          <w:sz w:val="20"/>
-        </w:rPr>
-        <w:t>•  Attention to Detail     •  Microsoft Office &amp; Productivity Software</w:t>
-      </w:r>
-    </w:p>
-    <w:p>
-      <w:pPr>
-        <w:spacing w:after="40"/>
-      </w:pPr>
-      <w:r>
-        <w:rPr>
-          <w:b w:val="0"/>
-          <w:sz w:val="20"/>
-        </w:rPr>
-        <w:t>•  POS Systems &amp; Cash Handling</w:t>
-      </w:r>
-    </w:p>
-    <w:p>
-      <w:pPr>
-        <w:pStyle w:val="Heading2"/>
-      </w:pPr>
-      <w:r>
-        <w:rPr>
-          <w:color w:val="1A1A2E"/>
-        </w:rPr>
-        <w:t>Certifications</w:t>
-      </w:r>
     </w:p>
     <w:p>
       <w:pPr>
@@ -437,15 +394,14 @@
       </w:pPr>
       <w:r>
         <w:rPr>
-          <w:b/>
-          <w:sz w:val="22"/>
+          <w:sz w:val="18"/>
         </w:rPr>
-        <w:t>Valid Driver’s License (Clean Record)</w:t>
+        <w:t>Vehicle Cleaning &amp; Detailing  •  Facility Sanitation &amp; Maintenance  •  Safety Inspections &amp; Audits  •  Equipment Operation &amp; Care  •  POS &amp; Cash Handling  •  Inventory Control  •  Customer Service &amp; Support  •  Workspace Organization  •  Compliance &amp; Documentation  •  Computer Proficiency</w:t>
       </w:r>
     </w:p>
     <w:sectPr>
       <w:pgSz w:w="12240" w:h="15840"/>
-      <w:pgMar w:top="864" w:right="1080" w:bottom="864" w:left="1080" w:header="720" w:footer="720" w:gutter="0"/>
+      <w:pgMar w:top="720" w:right="864" w:bottom="720" w:left="864" w:header="720" w:footer="720" w:gutter="0"/>
       <w:cols w:space="720"/>
       <w:docGrid w:linePitch="360"/>
     </w:sectPr>
@@ -818,7 +774,7 @@
     <w:rsid w:val="00FC693F"/>
     <w:rPr>
       <w:rFonts w:ascii="Calibri" w:hAnsi="Calibri"/>
-      <w:sz w:val="22"/>
+      <w:sz w:val="20"/>
     </w:rPr>
   </w:style>
   <w:style w:type="paragraph" w:styleId="Header">
